--- a/assesment/CSA07_CO5 _1_CONSTRAINT BASED PROBLEM SOLVING.docx
+++ b/assesment/CSA07_CO5 _1_CONSTRAINT BASED PROBLEM SOLVING.docx
@@ -234,7 +234,7 @@
               </wp:inline>
             </w:drawing>
           </mc:Choice>
-          <mc:Fallback xmlns:sl="http://schemas.openxmlformats.org/schemaLibrary/2006/main" xmlns:a="http://schemas.openxmlformats.org/drawingml/2006/main" xmlns:pic="http://schemas.openxmlformats.org/drawingml/2006/picture" xmlns:c="http://schemas.openxmlformats.org/drawingml/2006/chart" xmlns:lc="http://schemas.openxmlformats.org/drawingml/2006/lockedCanvas" xmlns:dgm="http://schemas.openxmlformats.org/drawingml/2006/diagram" xmlns="http://schemas.microsoft.com/office/tasks/2019/documenttasks" xmlns:cr="http://schemas.microsoft.com/office/comments/2020/reactions">
+          <mc:Fallback xmlns:cr="http://schemas.microsoft.com/office/comments/2020/reactions" xmlns="http://schemas.microsoft.com/office/tasks/2019/documenttasks" xmlns:dgm="http://schemas.openxmlformats.org/drawingml/2006/diagram" xmlns:lc="http://schemas.openxmlformats.org/drawingml/2006/lockedCanvas" xmlns:c="http://schemas.openxmlformats.org/drawingml/2006/chart" xmlns:pic="http://schemas.openxmlformats.org/drawingml/2006/picture" xmlns:a="http://schemas.openxmlformats.org/drawingml/2006/main" xmlns:sl="http://schemas.openxmlformats.org/schemaLibrary/2006/main">
             <w:drawing>
               <wp:inline distB="0" distT="0" distL="114300" distR="114300">
                 <wp:extent cx="5746115" cy="26670"/>
@@ -358,7 +358,31 @@
           <w:sz w:val="20"/>
           <w:szCs w:val="20"/>
         </w:rPr>
-        <w:t xml:space="preserve"> (BL2,BL5)</w:t>
+        <w:t xml:space="preserve"> (BL</w:t>
+      </w:r>
+      <w:proofErr w:type="gramStart"/>
+      <w:r>
+        <w:rPr>
+          <w:rFonts w:ascii="Arial" w:eastAsia="Arial" w:hAnsi="Arial" w:cs="Arial"/>
+          <w:i/>
+          <w:iCs/>
+          <w:color w:val="000000"/>
+          <w:sz w:val="20"/>
+          <w:szCs w:val="20"/>
+        </w:rPr>
+        <w:t>2,BL</w:t>
+      </w:r>
+      <w:proofErr w:type="gramEnd"/>
+      <w:r>
+        <w:rPr>
+          <w:rFonts w:ascii="Arial" w:eastAsia="Arial" w:hAnsi="Arial" w:cs="Arial"/>
+          <w:i/>
+          <w:iCs/>
+          <w:color w:val="000000"/>
+          <w:sz w:val="20"/>
+          <w:szCs w:val="20"/>
+        </w:rPr>
+        <w:t>5)</w:t>
       </w:r>
     </w:p>
     <w:p>
@@ -457,7 +481,7 @@
               </wp:inline>
             </w:drawing>
           </mc:Choice>
-          <mc:Fallback xmlns:sl="http://schemas.openxmlformats.org/schemaLibrary/2006/main" xmlns:a="http://schemas.openxmlformats.org/drawingml/2006/main" xmlns:pic="http://schemas.openxmlformats.org/drawingml/2006/picture" xmlns:c="http://schemas.openxmlformats.org/drawingml/2006/chart" xmlns:lc="http://schemas.openxmlformats.org/drawingml/2006/lockedCanvas" xmlns:dgm="http://schemas.openxmlformats.org/drawingml/2006/diagram" xmlns="http://schemas.microsoft.com/office/tasks/2019/documenttasks" xmlns:cr="http://schemas.microsoft.com/office/comments/2020/reactions">
+          <mc:Fallback xmlns:cr="http://schemas.microsoft.com/office/comments/2020/reactions" xmlns="http://schemas.microsoft.com/office/tasks/2019/documenttasks" xmlns:dgm="http://schemas.openxmlformats.org/drawingml/2006/diagram" xmlns:lc="http://schemas.openxmlformats.org/drawingml/2006/lockedCanvas" xmlns:c="http://schemas.openxmlformats.org/drawingml/2006/chart" xmlns:pic="http://schemas.openxmlformats.org/drawingml/2006/picture" xmlns:a="http://schemas.openxmlformats.org/drawingml/2006/main" xmlns:sl="http://schemas.openxmlformats.org/schemaLibrary/2006/main">
             <w:drawing>
               <wp:inline distB="0" distT="0" distL="114300" distR="114300">
                 <wp:extent cx="5746115" cy="26670"/>
@@ -725,7 +749,7 @@
               </wp:inline>
             </w:drawing>
           </mc:Choice>
-          <mc:Fallback xmlns:sl="http://schemas.openxmlformats.org/schemaLibrary/2006/main" xmlns:a="http://schemas.openxmlformats.org/drawingml/2006/main" xmlns:pic="http://schemas.openxmlformats.org/drawingml/2006/picture" xmlns:c="http://schemas.openxmlformats.org/drawingml/2006/chart" xmlns:lc="http://schemas.openxmlformats.org/drawingml/2006/lockedCanvas" xmlns:dgm="http://schemas.openxmlformats.org/drawingml/2006/diagram" xmlns="http://schemas.microsoft.com/office/tasks/2019/documenttasks" xmlns:cr="http://schemas.microsoft.com/office/comments/2020/reactions">
+          <mc:Fallback xmlns:cr="http://schemas.microsoft.com/office/comments/2020/reactions" xmlns="http://schemas.microsoft.com/office/tasks/2019/documenttasks" xmlns:dgm="http://schemas.openxmlformats.org/drawingml/2006/diagram" xmlns:lc="http://schemas.openxmlformats.org/drawingml/2006/lockedCanvas" xmlns:c="http://schemas.openxmlformats.org/drawingml/2006/chart" xmlns:pic="http://schemas.openxmlformats.org/drawingml/2006/picture" xmlns:a="http://schemas.openxmlformats.org/drawingml/2006/main" xmlns:sl="http://schemas.openxmlformats.org/schemaLibrary/2006/main">
             <w:drawing>
               <wp:inline distB="0" distT="0" distL="114300" distR="114300">
                 <wp:extent cx="5746115" cy="26670"/>
@@ -820,58 +844,61 @@
           <w:iCs/>
           <w:u w:val="single"/>
         </w:rPr>
-        <w:t>Sri Sayee K(192421062)</w:t>
-      </w:r>
-      <w:r>
-        <w:rPr>
+        <w:t xml:space="preserve">Sri Sayee </w:t>
+      </w:r>
+      <w:proofErr w:type="gramStart"/>
+      <w:r>
+        <w:rPr>
+          <w:b/>
+          <w:bCs/>
           <w:i/>
           <w:iCs/>
-        </w:rPr>
-        <w:t xml:space="preserve"> (Name / Reg No) certify that this submission is my original work and that I have adhered to the guidelines specified for this assessment.</w:t>
-      </w:r>
-    </w:p>
-    <w:p>
-      <w:pPr>
-        <w:jc w:val="both"/>
-        <w:rPr>
+          <w:u w:val="single"/>
+        </w:rPr>
+        <w:t>K(</w:t>
+      </w:r>
+      <w:proofErr w:type="gramEnd"/>
+      <w:r>
+        <w:rPr>
+          <w:b/>
+          <w:bCs/>
           <w:i/>
           <w:iCs/>
-        </w:rPr>
-      </w:pPr>
+          <w:u w:val="single"/>
+        </w:rPr>
+        <w:t>192421062)</w:t>
+      </w:r>
       <w:r>
         <w:rPr>
           <w:i/>
           <w:iCs/>
         </w:rPr>
-        <w:t>I understand that any violation of academic integrity rules will result in disciplinary action.</w:t>
-      </w:r>
-    </w:p>
-    <w:p>
-      <w:pPr>
+        <w:t xml:space="preserve"> (Name / Reg No) certify that this submission is my original work and that I have adhered to the guidelines specified for this assessment.</w:t>
+      </w:r>
+    </w:p>
+    <w:p>
+      <w:pPr>
+        <w:jc w:val="both"/>
         <w:rPr>
           <w:i/>
           <w:iCs/>
         </w:rPr>
       </w:pPr>
-    </w:p>
-    <w:p>
-      <w:pPr>
-        <w:rPr>
-          <w:b/>
-          <w:bCs/>
+      <w:r>
+        <w:rPr>
           <w:i/>
           <w:iCs/>
         </w:rPr>
-      </w:pPr>
-      <w:r>
-        <w:rPr>
-          <w:b/>
-          <w:bCs/>
+        <w:t>I understand that any violation of academic integrity rules will result in disciplinary action.</w:t>
+      </w:r>
+    </w:p>
+    <w:p>
+      <w:pPr>
+        <w:rPr>
           <w:i/>
           <w:iCs/>
         </w:rPr>
-        <w:t>Signature of the student:</w:t>
-      </w:r>
+      </w:pPr>
     </w:p>
     <w:p>
       <w:pPr>
@@ -889,8 +916,29 @@
           <w:i/>
           <w:iCs/>
         </w:rPr>
+        <w:t>Signature of the student:</w:t>
+      </w:r>
+    </w:p>
+    <w:p>
+      <w:pPr>
+        <w:rPr>
+          <w:b/>
+          <w:bCs/>
+          <w:i/>
+          <w:iCs/>
+        </w:rPr>
+      </w:pPr>
+      <w:proofErr w:type="spellStart"/>
+      <w:r>
+        <w:rPr>
+          <w:b/>
+          <w:bCs/>
+          <w:i/>
+          <w:iCs/>
+        </w:rPr>
         <w:t>ksrisayee</w:t>
       </w:r>
+      <w:proofErr w:type="spellEnd"/>
     </w:p>
     <w:p>
       <w:pPr>
@@ -1069,13 +1117,23 @@
           <w:szCs w:val="28"/>
         </w:rPr>
       </w:pPr>
+      <w:proofErr w:type="gramStart"/>
       <w:r>
         <w:rPr>
           <w:color w:val="000000"/>
           <w:sz w:val="28"/>
           <w:szCs w:val="28"/>
         </w:rPr>
-        <w:t>A  multinational company is opening a new branch office in a remote rural location where high-speed wired internet is unavailable. The office must support cloud-based applications, video conferencing, and secure communication with the headquarters. The company has a limited budget for connectivity but requires uninterrupted business operations. As a network engineer, recommend a suitable internet connection, networking devices, and security mechanisms. Justify your recommendations by considering bandwidth limitations, reliability, cost, and future scalability</w:t>
+        <w:t>A  multinational</w:t>
+      </w:r>
+      <w:proofErr w:type="gramEnd"/>
+      <w:r>
+        <w:rPr>
+          <w:color w:val="000000"/>
+          <w:sz w:val="28"/>
+          <w:szCs w:val="28"/>
+        </w:rPr>
+        <w:t xml:space="preserve"> company is opening a new branch office in a remote rural location where high-speed wired internet is unavailable. The office must support cloud-based applications, video conferencing, and secure communication with the headquarters. The company has a limited budget for connectivity but requires uninterrupted business operations. As a network engineer, recommend a suitable internet connection, networking devices, and security mechanisms. Justify your recommendations by considering bandwidth limitations, reliability, cost, and future scalability</w:t>
       </w:r>
     </w:p>
     <w:p/>
@@ -1200,7 +1258,15 @@
         <w:ind w:left="360"/>
       </w:pPr>
       <w:r>
-        <w:t>- Dual-WAN / SD-WAN router - manages load balancing and automatic failover between the two internet links.</w:t>
+        <w:t xml:space="preserve">- Dual-WAN / SD-WAN router - manages load balancing and automatic failover between the </w:t>
+      </w:r>
+      <w:proofErr w:type="gramStart"/>
+      <w:r>
+        <w:t>two internet</w:t>
+      </w:r>
+      <w:proofErr w:type="gramEnd"/>
+      <w:r>
+        <w:t xml:space="preserve"> links.</w:t>
       </w:r>
     </w:p>
     <w:p>
@@ -1350,7 +1416,25 @@
           <w:sz w:val="28"/>
           <w:szCs w:val="28"/>
         </w:rPr>
-        <w:t>A university plans to provide campus-wide wireless internet access for more than 3,000 students across classrooms, laboratories, libraries, and hostels. The network must support a large number of simultaneous users while minimizing signal interference and ensuring secure access. Due to budget constraints, only a limited number of wireless access points can be deployed. Analyze the requirements and propose an efficient wireless network design, including access point placement, frequency band selection, and authentication methods. Explain how your solution balances coverage, performance, security, and cost.</w:t>
+        <w:t xml:space="preserve">A university plans to provide campus-wide wireless internet access for more than 3,000 students across classrooms, laboratories, libraries, and hostels. The network must support a large number of simultaneous users while minimizing signal interference and ensuring secure access. Due to budget constraints, only a limited number of wireless access points can be deployed. </w:t>
+      </w:r>
+      <w:proofErr w:type="spellStart"/>
+      <w:r>
+        <w:rPr>
+          <w:color w:val="000000"/>
+          <w:sz w:val="28"/>
+          <w:szCs w:val="28"/>
+        </w:rPr>
+        <w:t>Analyze</w:t>
+      </w:r>
+      <w:proofErr w:type="spellEnd"/>
+      <w:r>
+        <w:rPr>
+          <w:color w:val="000000"/>
+          <w:sz w:val="28"/>
+          <w:szCs w:val="28"/>
+        </w:rPr>
+        <w:t xml:space="preserve"> the requirements and propose an efficient wireless network design, including access point placement, frequency band selection, and authentication methods. Explain how your solution balances coverage, performance, security, and cost.</w:t>
       </w:r>
     </w:p>
     <w:p/>
@@ -1530,7 +1614,15 @@
         <w:ind w:left="360"/>
       </w:pPr>
       <w:r>
-        <w:t>- eduroam-style federated authentication can be layered on top for visiting researchers/students, if applicable.</w:t>
+        <w:t xml:space="preserve">- </w:t>
+      </w:r>
+      <w:proofErr w:type="spellStart"/>
+      <w:r>
+        <w:t>eduroam</w:t>
+      </w:r>
+      <w:proofErr w:type="spellEnd"/>
+      <w:r>
+        <w:t>-style federated authentication can be layered on top for visiting researchers/students, if applicable.</w:t>
       </w:r>
     </w:p>
     <w:p>
@@ -2057,6 +2149,25 @@
     </w:p>
     <w:p>
       <w:pPr>
+        <w:rPr>
+          <w:rFonts w:ascii="Arial" w:eastAsia="Arial" w:hAnsi="Arial" w:cs="Arial"/>
+          <w:b/>
+          <w:bCs/>
+          <w:color w:val="000000"/>
+        </w:rPr>
+      </w:pPr>
+      <w:r>
+        <w:rPr>
+          <w:rFonts w:ascii="Arial" w:eastAsia="Arial" w:hAnsi="Arial" w:cs="Arial"/>
+          <w:b/>
+          <w:bCs/>
+          <w:color w:val="000000"/>
+        </w:rPr>
+        <w:br w:type="page"/>
+      </w:r>
+    </w:p>
+    <w:p>
+      <w:pPr>
         <w:pBdr>
           <w:top w:val="nil"/>
           <w:left w:val="nil"/>
@@ -2079,6 +2190,7 @@
           <w:bCs/>
           <w:color w:val="000000"/>
         </w:rPr>
+        <w:lastRenderedPageBreak/>
         <w:t>RUBRICS FOR CALCULATION</w:t>
       </w:r>
     </w:p>
@@ -2359,11 +2471,7 @@
           </w:tcPr>
           <w:p>
             <w:r>
-              <w:t>Breaks problem into logical, well-structured sub-</w:t>
-            </w:r>
-            <w:r>
-              <w:lastRenderedPageBreak/>
-              <w:t>problems effectively</w:t>
+              <w:t>Breaks problem into logical, well-structured sub-problems effectively</w:t>
             </w:r>
           </w:p>
         </w:tc>
@@ -2374,12 +2482,7 @@
           </w:tcPr>
           <w:p>
             <w:r>
-              <w:lastRenderedPageBreak/>
-              <w:t xml:space="preserve">Breaks problem into sub-parts with </w:t>
-            </w:r>
-            <w:r>
-              <w:lastRenderedPageBreak/>
-              <w:t>some logical flow</w:t>
+              <w:t>Breaks problem into sub-parts with some logical flow</w:t>
             </w:r>
           </w:p>
         </w:tc>
@@ -2390,7 +2493,6 @@
           </w:tcPr>
           <w:p>
             <w:r>
-              <w:lastRenderedPageBreak/>
               <w:t>Attempts decomposition but lacks clarity or structure</w:t>
             </w:r>
           </w:p>
